--- a/public/documents/templates/cas/endorsement-letter-template.docx
+++ b/public/documents/templates/cas/endorsement-letter-template.docx
@@ -253,7 +253,6 @@
       <w:r>
         <w:rPr>
           <w:rFonts w:ascii="Arial" w:hAnsi="Arial" w:cs="Arial"/>
-          <w:color w:val="FF0000"/>
           <w:sz w:val="24"/>
           <w:szCs w:val="24"/>
         </w:rPr>
@@ -262,35 +261,6 @@
       <w:r>
         <w:rPr>
           <w:rFonts w:ascii="Arial" w:hAnsi="Arial" w:cs="Arial"/>
-          <w:color w:val="FF0000"/>
-          <w:sz w:val="24"/>
-          <w:szCs w:val="24"/>
-          <w:vertAlign w:val="superscript"/>
-        </w:rPr>
-        <w:t/>
-      </w:r>
-      <w:r>
-        <w:rPr>
-          <w:rFonts w:ascii="Arial" w:hAnsi="Arial" w:cs="Arial"/>
-          <w:color w:val="FF0000"/>
-          <w:sz w:val="24"/>
-          <w:szCs w:val="24"/>
-        </w:rPr>
-        <w:t xml:space="preserve"/>
-      </w:r>
-      <w:r>
-        <w:rPr>
-          <w:rFonts w:ascii="Arial" w:hAnsi="Arial" w:cs="Arial"/>
-          <w:color w:val="FF0000"/>
-          <w:sz w:val="24"/>
-          <w:szCs w:val="24"/>
-        </w:rPr>
-        <w:t xml:space="preserve"/>
-      </w:r>
-      <w:r>
-        <w:rPr>
-          <w:rFonts w:ascii="Arial" w:hAnsi="Arial" w:cs="Arial"/>
-          <w:color w:val="FF0000"/>
           <w:sz w:val="24"/>
           <w:szCs w:val="24"/>
         </w:rPr>
@@ -339,7 +309,6 @@
       <w:r>
         <w:rPr>
           <w:rFonts w:ascii="Arial" w:hAnsi="Arial" w:cs="Arial"/>
-          <w:color w:val="FF0000"/>
           <w:sz w:val="24"/>
           <w:szCs w:val="24"/>
         </w:rPr>
@@ -348,42 +317,14 @@
       <w:r>
         <w:rPr>
           <w:rFonts w:ascii="Arial" w:hAnsi="Arial" w:cs="Arial"/>
-          <w:color w:val="FF0000"/>
-          <w:sz w:val="24"/>
-          <w:szCs w:val="24"/>
-        </w:rPr>
-        <w:t xml:space="preserve"/>
-      </w:r>
-      <w:r>
-        <w:rPr>
-          <w:rFonts w:ascii="Arial" w:hAnsi="Arial" w:cs="Arial"/>
-          <w:color w:val="FF0000"/>
-          <w:sz w:val="24"/>
-          <w:szCs w:val="24"/>
-        </w:rPr>
-        <w:t/>
-      </w:r>
-      <w:r>
-        <w:rPr>
-          <w:rFonts w:ascii="Arial" w:hAnsi="Arial" w:cs="Arial"/>
-          <w:color w:val="FF0000"/>
-          <w:sz w:val="24"/>
-          <w:szCs w:val="24"/>
-        </w:rPr>
-        <w:t xml:space="preserve"> </w:t>
-      </w:r>
-      <w:r>
-        <w:rPr>
-          <w:rFonts w:ascii="Arial" w:hAnsi="Arial" w:cs="Arial"/>
-          <w:sz w:val="24"/>
-          <w:szCs w:val="24"/>
-        </w:rPr>
-        <w:t xml:space="preserve">student at the </w:t>
-      </w:r>
-      <w:r>
-        <w:rPr>
-          <w:rFonts w:ascii="Arial" w:hAnsi="Arial" w:cs="Arial"/>
-          <w:color w:val="FF0000"/>
+          <w:sz w:val="24"/>
+          <w:szCs w:val="24"/>
+        </w:rPr>
+        <w:t xml:space="preserve"> student at the </w:t>
+      </w:r>
+      <w:r>
+        <w:rPr>
+          <w:rFonts w:ascii="Arial" w:hAnsi="Arial" w:cs="Arial"/>
           <w:sz w:val="24"/>
           <w:szCs w:val="24"/>
         </w:rPr>
@@ -393,7 +334,6 @@
       <w:r>
         <w:rPr>
           <w:rFonts w:ascii="Arial" w:hAnsi="Arial" w:cs="Arial"/>
-          <w:color w:val="FF0000"/>
           <w:sz w:val="24"/>
           <w:szCs w:val="24"/>
         </w:rPr>
@@ -403,7 +343,6 @@
       <w:r>
         <w:rPr>
           <w:rFonts w:ascii="Arial" w:hAnsi="Arial" w:cs="Arial"/>
-          <w:color w:val="FF0000"/>
           <w:sz w:val="24"/>
           <w:szCs w:val="24"/>
         </w:rPr>
@@ -433,42 +372,7 @@
           <w:sz w:val="24"/>
           <w:szCs w:val="24"/>
         </w:rPr>
-        <w:t xml:space="preserve">The requested training of ${target_hours} hours</w:t>
-      </w:r>
-      <w:r>
-        <w:rPr>
-          <w:rFonts w:ascii="Arial" w:hAnsi="Arial" w:cs="Arial"/>
-          <w:color w:val="FF0000"/>
-          <w:sz w:val="24"/>
-          <w:szCs w:val="24"/>
-        </w:rPr>
-        <w:t/>
-      </w:r>
-      <w:r>
-        <w:rPr>
-          <w:rFonts w:ascii="Arial" w:hAnsi="Arial" w:cs="Arial"/>
-          <w:color w:val="FF0000"/>
-          <w:sz w:val="24"/>
-          <w:szCs w:val="24"/>
-        </w:rPr>
-        <w:t xml:space="preserve"/>
-      </w:r>
-      <w:r>
-        <w:rPr>
-          <w:rFonts w:ascii="Arial" w:hAnsi="Arial" w:cs="Arial"/>
-          <w:color w:val="FF0000"/>
-          <w:sz w:val="24"/>
-          <w:szCs w:val="24"/>
-        </w:rPr>
-        <w:t/>
-      </w:r>
-      <w:r>
-        <w:rPr>
-          <w:rFonts w:ascii="Arial" w:hAnsi="Arial" w:cs="Arial"/>
-          <w:sz w:val="24"/>
-          <w:szCs w:val="24"/>
-        </w:rPr>
-        <w:t xml:space="preserve"> includes exposure to the authentic business environment, observance of safety practices, and familiarization with the job/skills related to </w:t>
+        <w:t xml:space="preserve">The requested training of ${target_hours} hours includes exposure to the authentic business environment, observance of safety practices, and familiarization with the job/skills related to </w:t>
       </w:r>
       <w:r>
         <w:rPr>
@@ -626,7 +530,6 @@
           <w:rFonts w:ascii="Arial" w:hAnsi="Arial" w:cs="Arial"/>
           <w:b/>
           <w:bCs/>
-          <w:color w:val="FF0000"/>
           <w:sz w:val="24"/>
           <w:szCs w:val="24"/>
         </w:rPr>
@@ -636,7 +539,6 @@
           <w:rFonts w:ascii="Arial" w:hAnsi="Arial" w:cs="Arial"/>
           <w:b/>
           <w:bCs/>
-          <w:color w:val="FF0000"/>
           <w:sz w:val="24"/>
           <w:szCs w:val="24"/>
         </w:rPr>
@@ -659,15 +561,7 @@
           <w:sz w:val="24"/>
           <w:szCs w:val="24"/>
         </w:rPr>
-        <w:t>Internship</w:t>
-      </w:r>
-      <w:r>
-        <w:rPr>
-          <w:rFonts w:ascii="Arial" w:hAnsi="Arial" w:cs="Arial"/>
-          <w:sz w:val="24"/>
-          <w:szCs w:val="24"/>
-        </w:rPr>
-        <w:t xml:space="preserve"> Coordinator</w:t>
+        <w:t>Internship Coordinator</w:t>
       </w:r>
     </w:p>
     <w:p>
@@ -734,7 +628,6 @@
           <w:rFonts w:ascii="Arial" w:hAnsi="Arial" w:cs="Arial"/>
           <w:b/>
           <w:bCs/>
-          <w:color w:val="FF0000"/>
           <w:sz w:val="24"/>
           <w:szCs w:val="24"/>
         </w:rPr>
@@ -744,7 +637,6 @@
           <w:rFonts w:ascii="Arial" w:hAnsi="Arial" w:cs="Arial"/>
           <w:b/>
           <w:bCs/>
-          <w:color w:val="FF0000"/>
           <w:sz w:val="24"/>
           <w:szCs w:val="24"/>
         </w:rPr>
@@ -757,15 +649,13 @@
         <w:jc w:val="both"/>
         <w:rPr>
           <w:rFonts w:ascii="Arial" w:hAnsi="Arial" w:cs="Arial"/>
-          <w:color w:val="FF0000"/>
-          <w:sz w:val="24"/>
-          <w:szCs w:val="24"/>
-        </w:rPr>
-      </w:pPr>
-      <w:r>
-        <w:rPr>
-          <w:rFonts w:ascii="Arial" w:hAnsi="Arial" w:cs="Arial"/>
-          <w:color w:val="FF0000"/>
+          <w:sz w:val="24"/>
+          <w:szCs w:val="24"/>
+        </w:rPr>
+      </w:pPr>
+      <w:r>
+        <w:rPr>
+          <w:rFonts w:ascii="Arial" w:hAnsi="Arial" w:cs="Arial"/>
           <w:sz w:val="24"/>
           <w:szCs w:val="24"/>
         </w:rPr>
@@ -774,7 +664,6 @@
       <w:r>
         <w:rPr>
           <w:rFonts w:ascii="Arial" w:hAnsi="Arial" w:cs="Arial"/>
-          <w:color w:val="FF0000"/>
           <w:sz w:val="24"/>
           <w:szCs w:val="24"/>
         </w:rPr>

--- a/public/documents/templates/cas/endorsement-letter-template.docx
+++ b/public/documents/templates/cas/endorsement-letter-template.docx
@@ -296,15 +296,15 @@
           <w:sz w:val="24"/>
           <w:szCs w:val="24"/>
         </w:rPr>
-        <w:t>H</w:t>
-      </w:r>
-      <w:r>
-        <w:rPr>
-          <w:rFonts w:ascii="Arial" w:hAnsi="Arial" w:cs="Arial"/>
-          <w:sz w:val="24"/>
-          <w:szCs w:val="24"/>
-        </w:rPr>
-        <w:t xml:space="preserve">e is a </w:t>
+        <w:t>${intern_honorific} is a</w:t>
+      </w:r>
+      <w:r>
+        <w:rPr>
+          <w:rFonts w:ascii="Arial" w:hAnsi="Arial" w:cs="Arial"/>
+          <w:sz w:val="24"/>
+          <w:szCs w:val="24"/>
+        </w:rPr>
+        <w:t xml:space="preserve"> </w:t>
       </w:r>
       <w:r>
         <w:rPr>
